--- a/klagomål/A 42518-2023 FSC-klagomål.docx
+++ b/klagomål/A 42518-2023 FSC-klagomål.docx
@@ -651,7 +651,7 @@
     <w:r>
       <w:tab/>
       <w:tab/>
-      <w:t>2025-03-19</w:t>
+      <w:t>2025-03-20</w:t>
       <w:br/>
       <w:br/>
     </w:r>

--- a/klagomål/A 42518-2023 FSC-klagomål.docx
+++ b/klagomål/A 42518-2023 FSC-klagomål.docx
@@ -651,7 +651,7 @@
     <w:r>
       <w:tab/>
       <w:tab/>
-      <w:t>2025-03-20</w:t>
+      <w:t>2025-03-21</w:t>
       <w:br/>
       <w:br/>
     </w:r>

--- a/klagomål/A 42518-2023 FSC-klagomål.docx
+++ b/klagomål/A 42518-2023 FSC-klagomål.docx
@@ -173,7 +173,7 @@
     </w:p>
     <w:p>
       <w:r>
-        <w:t>Nedan presenteras fynd av naturvårdsarter som gjorts i det avverkningsanmälda området, samt relevanta utdrag ur standarderna för FSC, Chain of Custody, Controlled Wood och PEFC.</w:t>
+        <w:t>Nedan presenteras fynd av naturvårdsarter som gjorts i det avverkningsanmälda området, samt relevanta utdrag ur standarderna för FSC, Chain of Custody, Controlled Wood och PEFC. I BILAGA 1 finns artfakta om rödlistade arter.</w:t>
       </w:r>
     </w:p>
     <w:p>
@@ -191,7 +191,7 @@
     </w:p>
     <w:p>
       <w:r>
-        <w:t>I avverkningsanmälan har följande 1 naturvårdsarter hittats: aspgelélav (VU). Av dessa är 1 rödlistade. För rödlistade arter har rödlistekategorin angivits inom parentes.</w:t>
+        <w:t>I avverkningsanmälan har följande 5 naturvårdsarter hittats: aspgelélav (VU), kolflarnlav (NT), lunglav (NT), vedflamlav (NT) och vedskivlav (NT). Av dessa är 5 rödlistade. För rödlistade arter har rödlistekategorin angivits inom parentes.</w:t>
       </w:r>
     </w:p>
     <w:p>
@@ -244,6 +244,17 @@
       </w:pPr>
       <w:r>
         <w:t>Figur 1. Fyndplatser för naturvårdsarter i det avverkningsanmälda området (röd linje). Markörer utan svart kant är placerade på fyndplatsen. Markörer med svart kant är placerade vid sidan av fyndplatsen och har ett svart streck som visar fyndplatsens exakta position. Kartans mittpunktskoordinat är N 6901251, E 601960 i SWEREF 99 TM.</w:t>
+      </w:r>
+    </w:p>
+    <w:p>
+      <w:r>
+        <w:rPr>
+          <w:b/>
+        </w:rPr>
+        <w:t>Lunglav (NT)</w:t>
+      </w:r>
+      <w:r>
+        <w:t xml:space="preserve"> är en av vårt lands främsta signalarter som överallt indikerar gamla lövträd, skogsbestånd med höga naturvärden och ekosystem med lång skoglig kontinuitet. Lokalt kan förekomsten vara mycket riklig men den hittas nästan enbart i gamla och ej slutavverkade skogar. Artens samtliga förekomster bör uppmärksammas från naturvårdssynpunkt, då många lokaler även hyser andra ovanliga och rödlistade arter. Rikliga förekomster bör skyddas med biotopskydd, frivilliga avsättningar eller reservat (SLU Artdatabanken, 2024; Nitare &amp; Skogsstyrelsen, 2019).</w:t>
       </w:r>
     </w:p>
     <w:p>
@@ -336,7 +347,7 @@
         <w:rPr>
           <w:i/>
         </w:rPr>
-        <w:t>I det avverkningsanmälda skogsområdet har 1 naturvårdsarter varav 1 rödlistade arter sina livsmiljöer och växtplatser.</w:t>
+        <w:t>I det avverkningsanmälda skogsområdet har 5 naturvårdsarter varav 5 rödlistade arter sina livsmiljöer och växtplatser.</w:t>
       </w:r>
     </w:p>
     <w:p>
@@ -523,6 +534,100 @@
         <w:t>I den avverkningsanmälda skogen har fridlysta arter sina livsmiljöer och växtplatser. Att skada de fridlysta arternas livsmiljöer, växtplatser eller ekologiska funktion är inte tillåtet enligt artskyddsförordningen</w:t>
       </w:r>
     </w:p>
+    <w:p>
+      <w:r>
+        <w:br w:type="page"/>
+      </w:r>
+    </w:p>
+    <w:p>
+      <w:pPr>
+        <w:pStyle w:val="Title"/>
+      </w:pPr>
+      <w:r>
+        <w:t>BILAGA 1 – Rödlistade arter</w:t>
+      </w:r>
+    </w:p>
+    <w:p>
+      <w:pPr>
+        <w:pStyle w:val="Heading1"/>
+      </w:pPr>
+      <w:r>
+        <w:t>Lunglav – ekologi samt krav på livsmiljön</w:t>
+      </w:r>
+    </w:p>
+    <w:p>
+      <w:r>
+        <w:t>Lunglav (NT) är en av vårt lands främsta signalarter som överallt indikerar gamla lövträd, skogsbestånd med höga naturvärden och ekosystem med lång skoglig kontinuitet. Lokalt kan förekomsten vara mycket riklig men den hittas nästan enbart i gamla och ej slutavverkade skogar. Artens samtliga förekomster bör uppmärksammas från naturvårdssynpunkt, då många lokaler även hyser andra ovanliga och rödlistade arter. Rikliga förekomster bör skyddas med biotopskydd, frivilliga avsättningar eller reservat (SLU Artdatabanken, 2024; Nitare &amp; Skogsstyrelsen, 2019).</w:t>
+      </w:r>
+    </w:p>
+    <w:p>
+      <w:r>
+        <w:t xml:space="preserve">På lunglav kan man sällsynt finna små svarta skivlika bildningar som liknar apothecier men som är en parasitisk svamp, Lunglavsknapp </w:t>
+      </w:r>
+      <w:r>
+        <w:rPr>
+          <w:i/>
+        </w:rPr>
+        <w:t>Plectocarpon lichenum</w:t>
+      </w:r>
+      <w:r>
+        <w:t xml:space="preserve"> (VU). Det finns ytterligare två rödlistade parasiter vilka bara förekommer på lunglav, Skrovelmössing </w:t>
+      </w:r>
+      <w:r>
+        <w:rPr>
+          <w:i/>
+        </w:rPr>
+        <w:t>Dactylospora lobariella</w:t>
+      </w:r>
+      <w:r>
+        <w:t xml:space="preserve"> (rödlistad som Kunskapsbrist DD) och Lunglavshårprick </w:t>
+      </w:r>
+      <w:r>
+        <w:rPr>
+          <w:i/>
+        </w:rPr>
+        <w:t>Niesslia lobariae</w:t>
+      </w:r>
+      <w:r>
+        <w:t xml:space="preserve"> (rödlistad som Kunskapsbrist DD). Skrovelmössing (DD) har små svarta apothecier och bruna, 1-septerade sporer och Lunglavshårprick (DD) har brunhåriga perithecier och färglösa, 1-septerade sporer (SLU Artdatabanken, 2024; Nitare &amp; Skogsstyrelsen, 2019).</w:t>
+      </w:r>
+    </w:p>
+    <w:p>
+      <w:pPr>
+        <w:pStyle w:val="Heading2"/>
+      </w:pPr>
+      <w:r>
+        <w:t>Referenser – lunglav</w:t>
+      </w:r>
+    </w:p>
+    <w:p>
+      <w:r>
+        <w:t xml:space="preserve">Nitare, J. och Skogsstyrelsen, 2019. </w:t>
+      </w:r>
+      <w:r>
+        <w:rPr>
+          <w:i/>
+        </w:rPr>
+        <w:t xml:space="preserve">Skyddsvärd skog – Naturvårdsarter och andra kriterier för naturvärdesbedömning. </w:t>
+      </w:r>
+      <w:r>
+        <w:t>Skogsstyrelsen.</w:t>
+      </w:r>
+    </w:p>
+    <w:p>
+      <w:r>
+        <w:t xml:space="preserve">SLU Artdatabanken, 2024. </w:t>
+      </w:r>
+      <w:r>
+        <w:rPr>
+          <w:i/>
+        </w:rPr>
+        <w:t xml:space="preserve">Artfaktablad. Naturvård – artfakta. </w:t>
+      </w:r>
+      <w:r>
+        <w:t>SLU Artdatabanken, Uppsala.</w:t>
+      </w:r>
+    </w:p>
     <w:sectPr>
       <w:headerReference w:type="even" r:id="rId8"/>
       <w:headerReference w:type="default" r:id="rId9"/>
@@ -651,7 +756,7 @@
     <w:r>
       <w:tab/>
       <w:tab/>
-      <w:t>2025-03-21</w:t>
+      <w:t>2025-03-22</w:t>
       <w:br/>
       <w:br/>
     </w:r>

--- a/klagomål/A 42518-2023 FSC-klagomål.docx
+++ b/klagomål/A 42518-2023 FSC-klagomål.docx
@@ -756,7 +756,7 @@
     <w:r>
       <w:tab/>
       <w:tab/>
-      <w:t>2025-03-22</w:t>
+      <w:t>2025-03-23</w:t>
       <w:br/>
       <w:br/>
     </w:r>

--- a/klagomål/A 42518-2023 FSC-klagomål.docx
+++ b/klagomål/A 42518-2023 FSC-klagomål.docx
@@ -756,7 +756,7 @@
     <w:r>
       <w:tab/>
       <w:tab/>
-      <w:t>2025-03-23</w:t>
+      <w:t>2025-03-24</w:t>
       <w:br/>
       <w:br/>
     </w:r>

--- a/klagomål/A 42518-2023 FSC-klagomål.docx
+++ b/klagomål/A 42518-2023 FSC-klagomål.docx
@@ -756,7 +756,7 @@
     <w:r>
       <w:tab/>
       <w:tab/>
-      <w:t>2025-03-24</w:t>
+      <w:t>2025-03-25</w:t>
       <w:br/>
       <w:br/>
     </w:r>

--- a/klagomål/A 42518-2023 FSC-klagomål.docx
+++ b/klagomål/A 42518-2023 FSC-klagomål.docx
@@ -756,7 +756,7 @@
     <w:r>
       <w:tab/>
       <w:tab/>
-      <w:t>2025-03-25</w:t>
+      <w:t>2025-03-26</w:t>
       <w:br/>
       <w:br/>
     </w:r>

--- a/klagomål/A 42518-2023 FSC-klagomål.docx
+++ b/klagomål/A 42518-2023 FSC-klagomål.docx
@@ -756,7 +756,7 @@
     <w:r>
       <w:tab/>
       <w:tab/>
-      <w:t>2025-03-26</w:t>
+      <w:t>2025-03-27</w:t>
       <w:br/>
       <w:br/>
     </w:r>

--- a/klagomål/A 42518-2023 FSC-klagomål.docx
+++ b/klagomål/A 42518-2023 FSC-klagomål.docx
@@ -756,7 +756,7 @@
     <w:r>
       <w:tab/>
       <w:tab/>
-      <w:t>2025-03-27</w:t>
+      <w:t>2025-03-28</w:t>
       <w:br/>
       <w:br/>
     </w:r>

--- a/klagomål/A 42518-2023 FSC-klagomål.docx
+++ b/klagomål/A 42518-2023 FSC-klagomål.docx
@@ -756,7 +756,7 @@
     <w:r>
       <w:tab/>
       <w:tab/>
-      <w:t>2025-03-28</w:t>
+      <w:t>2025-03-29</w:t>
       <w:br/>
       <w:br/>
     </w:r>

--- a/klagomål/A 42518-2023 FSC-klagomål.docx
+++ b/klagomål/A 42518-2023 FSC-klagomål.docx
@@ -756,7 +756,7 @@
     <w:r>
       <w:tab/>
       <w:tab/>
-      <w:t>2025-04-02</w:t>
+      <w:t>2025-04-03</w:t>
       <w:br/>
       <w:br/>
     </w:r>

--- a/klagomål/A 42518-2023 FSC-klagomål.docx
+++ b/klagomål/A 42518-2023 FSC-klagomål.docx
@@ -756,7 +756,7 @@
     <w:r>
       <w:tab/>
       <w:tab/>
-      <w:t>2025-04-03</w:t>
+      <w:t>2025-04-05</w:t>
       <w:br/>
       <w:br/>
     </w:r>

--- a/klagomål/A 42518-2023 FSC-klagomål.docx
+++ b/klagomål/A 42518-2023 FSC-klagomål.docx
@@ -756,7 +756,7 @@
     <w:r>
       <w:tab/>
       <w:tab/>
-      <w:t>2025-04-05</w:t>
+      <w:t>2025-04-06</w:t>
       <w:br/>
       <w:br/>
     </w:r>

--- a/klagomål/A 42518-2023 FSC-klagomål.docx
+++ b/klagomål/A 42518-2023 FSC-klagomål.docx
@@ -756,7 +756,7 @@
     <w:r>
       <w:tab/>
       <w:tab/>
-      <w:t>2025-04-06</w:t>
+      <w:t>2025-04-07</w:t>
       <w:br/>
       <w:br/>
     </w:r>

--- a/klagomål/A 42518-2023 FSC-klagomål.docx
+++ b/klagomål/A 42518-2023 FSC-klagomål.docx
@@ -756,7 +756,7 @@
     <w:r>
       <w:tab/>
       <w:tab/>
-      <w:t>2025-04-07</w:t>
+      <w:t>2025-04-08</w:t>
       <w:br/>
       <w:br/>
     </w:r>

--- a/klagomål/A 42518-2023 FSC-klagomål.docx
+++ b/klagomål/A 42518-2023 FSC-klagomål.docx
@@ -756,7 +756,7 @@
     <w:r>
       <w:tab/>
       <w:tab/>
-      <w:t>2025-04-08</w:t>
+      <w:t>2025-04-09</w:t>
       <w:br/>
       <w:br/>
     </w:r>

--- a/klagomål/A 42518-2023 FSC-klagomål.docx
+++ b/klagomål/A 42518-2023 FSC-klagomål.docx
@@ -251,10 +251,54 @@
         <w:rPr>
           <w:b/>
         </w:rPr>
+        <w:t>Aspgelélav (VU)</w:t>
+      </w:r>
+      <w:r>
+        <w:t xml:space="preserve"> växer praktiskt taget enbart på asp i skog med hög luftfuktighet. Aspgelélav missgynnas vid slutavverkning. I norra Sverige hotas arten genom slutavverkning av äldre barrskog med åldriga aspar, ofta på skogsbergens sluttningar. Arten försvinner på aspar som lämnas kvar på hyggen (SLU Artdatabanken, 2024).</w:t>
+      </w:r>
+    </w:p>
+    <w:p>
+      <w:r>
+        <w:rPr>
+          <w:b/>
+        </w:rPr>
+        <w:t>Kolflarnlav (NT)</w:t>
+      </w:r>
+      <w:r>
+        <w:t xml:space="preserve"> är brandberoende och växer nästan uteslutande på kolad hård kärnved av tall. Etableringen verkar ske först 100–300 år efter brand och nytt substrat nybildas i mycket begränsad omfattning. Avverkning av tallskog av naturskogskaraktär med spår av återkommande bränder är ett hot och mängden lämplig ved att växa på för arten minskar dels på grund av naturlig nedbrytning men framförallt på grund av att det förstörs i samband med slutavverkningar, gallringar och markberedning. Såväl kolflarnlav som mörk kolflarnlav har glänsande bålfjäll och förekommer främst i tall- och blandbarrskogar av naturskogskaraktär med spår av återkommande bränder. Skogar som dessa hyser höga biologiska värden och bör skyddas (SLU Artdatabanken, 2024).</w:t>
+      </w:r>
+    </w:p>
+    <w:p>
+      <w:r>
+        <w:rPr>
+          <w:b/>
+        </w:rPr>
         <w:t>Lunglav (NT)</w:t>
       </w:r>
       <w:r>
         <w:t xml:space="preserve"> är en av vårt lands främsta signalarter som överallt indikerar gamla lövträd, skogsbestånd med höga naturvärden och ekosystem med lång skoglig kontinuitet. Lokalt kan förekomsten vara mycket riklig men den hittas nästan enbart i gamla och ej slutavverkade skogar. Artens samtliga förekomster bör uppmärksammas från naturvårdssynpunkt, då många lokaler även hyser andra ovanliga och rödlistade arter. Rikliga förekomster bör skyddas med biotopskydd, frivilliga avsättningar eller reservat (SLU Artdatabanken, 2024; Nitare &amp; Skogsstyrelsen, 2019).</w:t>
+      </w:r>
+    </w:p>
+    <w:p>
+      <w:r>
+        <w:rPr>
+          <w:b/>
+        </w:rPr>
+        <w:t>Vedflamlav (NT)</w:t>
+      </w:r>
+      <w:r>
+        <w:t xml:space="preserve"> växer på gammal hård och torr, exponerad kärnved av tall, främst på högstubbar i ljusöppna lägen, t.ex. vid och på myrar, sjökanter, i glesa hällmarkskogar och i brandpräglade tallnaturskogar. Substratet nyskapas i begränsad omfattning och arten är en utmärkt indikator på höga naturvärden i denna skogstyp. Tall- och barrblandskogar med naturskogskaraktär och spår av bränder har ofta höga biologiska värden och bör skyddas (SLU Artdatabanken, 2024).</w:t>
+      </w:r>
+    </w:p>
+    <w:p>
+      <w:r>
+        <w:rPr>
+          <w:b/>
+        </w:rPr>
+        <w:t>Vedskivlav (NT)</w:t>
+      </w:r>
+      <w:r>
+        <w:t xml:space="preserve"> växer på gammal, torr, exponerad, hård kärnved av framförallt tall i naturskogsartade bestånd. Avverkning av tallskog av naturskogskaraktär med spår av återkommande bränder är ett hot. Mängden lämplig ved att växa på för vedskivlav minskar, dels på grund av naturlig nedbrytning men framförallt på grund av att de förstörs i samband med slutavverkningar, gallringar och markberedning. Tall- och blandbarrskogar av naturskogskaraktär med spår av återkommande bränder bör skyddas (SLU Artdatabanken, 2024).</w:t>
       </w:r>
     </w:p>
     <w:p>
@@ -756,7 +800,7 @@
     <w:r>
       <w:tab/>
       <w:tab/>
-      <w:t>2025-04-09</w:t>
+      <w:t>2025-04-10</w:t>
       <w:br/>
       <w:br/>
     </w:r>

--- a/klagomål/A 42518-2023 FSC-klagomål.docx
+++ b/klagomål/A 42518-2023 FSC-klagomål.docx
@@ -800,7 +800,7 @@
     <w:r>
       <w:tab/>
       <w:tab/>
-      <w:t>2025-04-10</w:t>
+      <w:t>2025-04-11</w:t>
       <w:br/>
       <w:br/>
     </w:r>

--- a/klagomål/A 42518-2023 FSC-klagomål.docx
+++ b/klagomål/A 42518-2023 FSC-klagomål.docx
@@ -800,7 +800,7 @@
     <w:r>
       <w:tab/>
       <w:tab/>
-      <w:t>2025-04-11</w:t>
+      <w:t>2025-04-12</w:t>
       <w:br/>
       <w:br/>
     </w:r>

--- a/klagomål/A 42518-2023 FSC-klagomål.docx
+++ b/klagomål/A 42518-2023 FSC-klagomål.docx
@@ -800,7 +800,7 @@
     <w:r>
       <w:tab/>
       <w:tab/>
-      <w:t>2025-04-12</w:t>
+      <w:t>2025-04-13</w:t>
       <w:br/>
       <w:br/>
     </w:r>

--- a/klagomål/A 42518-2023 FSC-klagomål.docx
+++ b/klagomål/A 42518-2023 FSC-klagomål.docx
@@ -800,7 +800,7 @@
     <w:r>
       <w:tab/>
       <w:tab/>
-      <w:t>2025-04-13</w:t>
+      <w:t>2025-04-14</w:t>
       <w:br/>
       <w:br/>
     </w:r>

--- a/klagomål/A 42518-2023 FSC-klagomål.docx
+++ b/klagomål/A 42518-2023 FSC-klagomål.docx
@@ -800,7 +800,7 @@
     <w:r>
       <w:tab/>
       <w:tab/>
-      <w:t>2025-04-14</w:t>
+      <w:t>2025-04-15</w:t>
       <w:br/>
       <w:br/>
     </w:r>

--- a/klagomål/A 42518-2023 FSC-klagomål.docx
+++ b/klagomål/A 42518-2023 FSC-klagomål.docx
@@ -800,7 +800,7 @@
     <w:r>
       <w:tab/>
       <w:tab/>
-      <w:t>2025-04-15</w:t>
+      <w:t>2025-04-16</w:t>
       <w:br/>
       <w:br/>
     </w:r>

--- a/klagomål/A 42518-2023 FSC-klagomål.docx
+++ b/klagomål/A 42518-2023 FSC-klagomål.docx
@@ -800,7 +800,7 @@
     <w:r>
       <w:tab/>
       <w:tab/>
-      <w:t>2025-04-16</w:t>
+      <w:t>2025-04-17</w:t>
       <w:br/>
       <w:br/>
     </w:r>

--- a/klagomål/A 42518-2023 FSC-klagomål.docx
+++ b/klagomål/A 42518-2023 FSC-klagomål.docx
@@ -800,7 +800,7 @@
     <w:r>
       <w:tab/>
       <w:tab/>
-      <w:t>2025-04-17</w:t>
+      <w:t>2025-04-18</w:t>
       <w:br/>
       <w:br/>
     </w:r>

--- a/klagomål/A 42518-2023 FSC-klagomål.docx
+++ b/klagomål/A 42518-2023 FSC-klagomål.docx
@@ -800,7 +800,7 @@
     <w:r>
       <w:tab/>
       <w:tab/>
-      <w:t>2025-04-18</w:t>
+      <w:t>2025-04-19</w:t>
       <w:br/>
       <w:br/>
     </w:r>

--- a/klagomål/A 42518-2023 FSC-klagomål.docx
+++ b/klagomål/A 42518-2023 FSC-klagomål.docx
@@ -800,7 +800,7 @@
     <w:r>
       <w:tab/>
       <w:tab/>
-      <w:t>2025-05-03</w:t>
+      <w:t>2025-05-04</w:t>
       <w:br/>
       <w:br/>
     </w:r>

--- a/klagomål/A 42518-2023 FSC-klagomål.docx
+++ b/klagomål/A 42518-2023 FSC-klagomål.docx
@@ -800,7 +800,7 @@
     <w:r>
       <w:tab/>
       <w:tab/>
-      <w:t>2025-05-04</w:t>
+      <w:t>2025-05-06</w:t>
       <w:br/>
       <w:br/>
     </w:r>

--- a/klagomål/A 42518-2023 FSC-klagomål.docx
+++ b/klagomål/A 42518-2023 FSC-klagomål.docx
@@ -800,7 +800,7 @@
     <w:r>
       <w:tab/>
       <w:tab/>
-      <w:t>2025-05-06</w:t>
+      <w:t>2025-05-07</w:t>
       <w:br/>
       <w:br/>
     </w:r>

--- a/klagomål/A 42518-2023 FSC-klagomål.docx
+++ b/klagomål/A 42518-2023 FSC-klagomål.docx
@@ -800,7 +800,7 @@
     <w:r>
       <w:tab/>
       <w:tab/>
-      <w:t>2025-05-07</w:t>
+      <w:t>2025-05-08</w:t>
       <w:br/>
       <w:br/>
     </w:r>

--- a/klagomål/A 42518-2023 FSC-klagomål.docx
+++ b/klagomål/A 42518-2023 FSC-klagomål.docx
@@ -800,7 +800,7 @@
     <w:r>
       <w:tab/>
       <w:tab/>
-      <w:t>2025-05-08</w:t>
+      <w:t>2025-05-09</w:t>
       <w:br/>
       <w:br/>
     </w:r>

--- a/klagomål/A 42518-2023 FSC-klagomål.docx
+++ b/klagomål/A 42518-2023 FSC-klagomål.docx
@@ -800,7 +800,7 @@
     <w:r>
       <w:tab/>
       <w:tab/>
-      <w:t>2025-05-09</w:t>
+      <w:t>2025-05-10</w:t>
       <w:br/>
       <w:br/>
     </w:r>

--- a/klagomål/A 42518-2023 FSC-klagomål.docx
+++ b/klagomål/A 42518-2023 FSC-klagomål.docx
@@ -800,7 +800,7 @@
     <w:r>
       <w:tab/>
       <w:tab/>
-      <w:t>2025-05-10</w:t>
+      <w:t>2025-05-11</w:t>
       <w:br/>
       <w:br/>
     </w:r>

--- a/klagomål/A 42518-2023 FSC-klagomål.docx
+++ b/klagomål/A 42518-2023 FSC-klagomål.docx
@@ -800,7 +800,7 @@
     <w:r>
       <w:tab/>
       <w:tab/>
-      <w:t>2025-05-11</w:t>
+      <w:t>2025-05-12</w:t>
       <w:br/>
       <w:br/>
     </w:r>

--- a/klagomål/A 42518-2023 FSC-klagomål.docx
+++ b/klagomål/A 42518-2023 FSC-klagomål.docx
@@ -800,7 +800,7 @@
     <w:r>
       <w:tab/>
       <w:tab/>
-      <w:t>2025-05-12</w:t>
+      <w:t>2025-05-13</w:t>
       <w:br/>
       <w:br/>
     </w:r>

--- a/klagomål/A 42518-2023 FSC-klagomål.docx
+++ b/klagomål/A 42518-2023 FSC-klagomål.docx
@@ -800,7 +800,7 @@
     <w:r>
       <w:tab/>
       <w:tab/>
-      <w:t>2025-05-13</w:t>
+      <w:t>2025-05-14</w:t>
       <w:br/>
       <w:br/>
     </w:r>

--- a/klagomål/A 42518-2023 FSC-klagomål.docx
+++ b/klagomål/A 42518-2023 FSC-klagomål.docx
@@ -800,7 +800,7 @@
     <w:r>
       <w:tab/>
       <w:tab/>
-      <w:t>2025-05-14</w:t>
+      <w:t>2025-05-15</w:t>
       <w:br/>
       <w:br/>
     </w:r>

--- a/klagomål/A 42518-2023 FSC-klagomål.docx
+++ b/klagomål/A 42518-2023 FSC-klagomål.docx
@@ -800,7 +800,7 @@
     <w:r>
       <w:tab/>
       <w:tab/>
-      <w:t>2025-05-15</w:t>
+      <w:t>2025-05-16</w:t>
       <w:br/>
       <w:br/>
     </w:r>

--- a/klagomål/A 42518-2023 FSC-klagomål.docx
+++ b/klagomål/A 42518-2023 FSC-klagomål.docx
@@ -800,7 +800,7 @@
     <w:r>
       <w:tab/>
       <w:tab/>
-      <w:t>2025-05-16</w:t>
+      <w:t>2025-05-17</w:t>
       <w:br/>
       <w:br/>
     </w:r>

--- a/klagomål/A 42518-2023 FSC-klagomål.docx
+++ b/klagomål/A 42518-2023 FSC-klagomål.docx
@@ -800,7 +800,7 @@
     <w:r>
       <w:tab/>
       <w:tab/>
-      <w:t>2025-05-17</w:t>
+      <w:t>2025-05-18</w:t>
       <w:br/>
       <w:br/>
     </w:r>

--- a/klagomål/A 42518-2023 FSC-klagomål.docx
+++ b/klagomål/A 42518-2023 FSC-klagomål.docx
@@ -800,7 +800,7 @@
     <w:r>
       <w:tab/>
       <w:tab/>
-      <w:t>2025-05-18</w:t>
+      <w:t>2025-05-19</w:t>
       <w:br/>
       <w:br/>
     </w:r>

--- a/klagomål/A 42518-2023 FSC-klagomål.docx
+++ b/klagomål/A 42518-2023 FSC-klagomål.docx
@@ -800,7 +800,7 @@
     <w:r>
       <w:tab/>
       <w:tab/>
-      <w:t>2025-05-19</w:t>
+      <w:t>2025-05-20</w:t>
       <w:br/>
       <w:br/>
     </w:r>

--- a/klagomål/A 42518-2023 FSC-klagomål.docx
+++ b/klagomål/A 42518-2023 FSC-klagomål.docx
@@ -800,7 +800,7 @@
     <w:r>
       <w:tab/>
       <w:tab/>
-      <w:t>2025-05-20</w:t>
+      <w:t>2025-05-21</w:t>
       <w:br/>
       <w:br/>
     </w:r>

--- a/klagomål/A 42518-2023 FSC-klagomål.docx
+++ b/klagomål/A 42518-2023 FSC-klagomål.docx
@@ -800,7 +800,7 @@
     <w:r>
       <w:tab/>
       <w:tab/>
-      <w:t>2025-05-21</w:t>
+      <w:t>2025-05-22</w:t>
       <w:br/>
       <w:br/>
     </w:r>

--- a/klagomål/A 42518-2023 FSC-klagomål.docx
+++ b/klagomål/A 42518-2023 FSC-klagomål.docx
@@ -800,7 +800,7 @@
     <w:r>
       <w:tab/>
       <w:tab/>
-      <w:t>2025-05-22</w:t>
+      <w:t>2025-05-23</w:t>
       <w:br/>
       <w:br/>
     </w:r>

--- a/klagomål/A 42518-2023 FSC-klagomål.docx
+++ b/klagomål/A 42518-2023 FSC-klagomål.docx
@@ -800,7 +800,7 @@
     <w:r>
       <w:tab/>
       <w:tab/>
-      <w:t>2025-05-23</w:t>
+      <w:t>2025-05-24</w:t>
       <w:br/>
       <w:br/>
     </w:r>

--- a/klagomål/A 42518-2023 FSC-klagomål.docx
+++ b/klagomål/A 42518-2023 FSC-klagomål.docx
@@ -800,7 +800,7 @@
     <w:r>
       <w:tab/>
       <w:tab/>
-      <w:t>2025-05-24</w:t>
+      <w:t>2025-05-25</w:t>
       <w:br/>
       <w:br/>
     </w:r>

--- a/klagomål/A 42518-2023 FSC-klagomål.docx
+++ b/klagomål/A 42518-2023 FSC-klagomål.docx
@@ -800,7 +800,7 @@
     <w:r>
       <w:tab/>
       <w:tab/>
-      <w:t>2025-05-25</w:t>
+      <w:t>2025-05-26</w:t>
       <w:br/>
       <w:br/>
     </w:r>

--- a/klagomål/A 42518-2023 FSC-klagomål.docx
+++ b/klagomål/A 42518-2023 FSC-klagomål.docx
@@ -800,7 +800,7 @@
     <w:r>
       <w:tab/>
       <w:tab/>
-      <w:t>2025-05-26</w:t>
+      <w:t>2025-05-27</w:t>
       <w:br/>
       <w:br/>
     </w:r>

--- a/klagomål/A 42518-2023 FSC-klagomål.docx
+++ b/klagomål/A 42518-2023 FSC-klagomål.docx
@@ -800,7 +800,7 @@
     <w:r>
       <w:tab/>
       <w:tab/>
-      <w:t>2025-05-27</w:t>
+      <w:t>2025-05-30</w:t>
       <w:br/>
       <w:br/>
     </w:r>

--- a/klagomål/A 42518-2023 FSC-klagomål.docx
+++ b/klagomål/A 42518-2023 FSC-klagomål.docx
@@ -800,7 +800,7 @@
     <w:r>
       <w:tab/>
       <w:tab/>
-      <w:t>2025-05-30</w:t>
+      <w:t>2025-06-01</w:t>
       <w:br/>
       <w:br/>
     </w:r>

--- a/klagomål/A 42518-2023 FSC-klagomål.docx
+++ b/klagomål/A 42518-2023 FSC-klagomål.docx
@@ -800,7 +800,7 @@
     <w:r>
       <w:tab/>
       <w:tab/>
-      <w:t>2025-06-01</w:t>
+      <w:t>2025-06-02</w:t>
       <w:br/>
       <w:br/>
     </w:r>

--- a/klagomål/A 42518-2023 FSC-klagomål.docx
+++ b/klagomål/A 42518-2023 FSC-klagomål.docx
@@ -800,7 +800,7 @@
     <w:r>
       <w:tab/>
       <w:tab/>
-      <w:t>2025-06-02</w:t>
+      <w:t>2025-06-03</w:t>
       <w:br/>
       <w:br/>
     </w:r>

--- a/klagomål/A 42518-2023 FSC-klagomål.docx
+++ b/klagomål/A 42518-2023 FSC-klagomål.docx
@@ -800,7 +800,7 @@
     <w:r>
       <w:tab/>
       <w:tab/>
-      <w:t>2025-06-03</w:t>
+      <w:t>2025-06-04</w:t>
       <w:br/>
       <w:br/>
     </w:r>

--- a/klagomål/A 42518-2023 FSC-klagomål.docx
+++ b/klagomål/A 42518-2023 FSC-klagomål.docx
@@ -800,7 +800,7 @@
     <w:r>
       <w:tab/>
       <w:tab/>
-      <w:t>2025-06-04</w:t>
+      <w:t>2025-06-05</w:t>
       <w:br/>
       <w:br/>
     </w:r>

--- a/klagomål/A 42518-2023 FSC-klagomål.docx
+++ b/klagomål/A 42518-2023 FSC-klagomål.docx
@@ -800,7 +800,7 @@
     <w:r>
       <w:tab/>
       <w:tab/>
-      <w:t>2025-06-05</w:t>
+      <w:t>2025-06-13</w:t>
       <w:br/>
       <w:br/>
     </w:r>

--- a/klagomål/A 42518-2023 FSC-klagomål.docx
+++ b/klagomål/A 42518-2023 FSC-klagomål.docx
@@ -800,7 +800,7 @@
     <w:r>
       <w:tab/>
       <w:tab/>
-      <w:t>2025-06-13</w:t>
+      <w:t>2025-06-15</w:t>
       <w:br/>
       <w:br/>
     </w:r>

--- a/klagomål/A 42518-2023 FSC-klagomål.docx
+++ b/klagomål/A 42518-2023 FSC-klagomål.docx
@@ -800,7 +800,7 @@
     <w:r>
       <w:tab/>
       <w:tab/>
-      <w:t>2025-06-15</w:t>
+      <w:t>2025-06-16</w:t>
       <w:br/>
       <w:br/>
     </w:r>

--- a/klagomål/A 42518-2023 FSC-klagomål.docx
+++ b/klagomål/A 42518-2023 FSC-klagomål.docx
@@ -800,7 +800,7 @@
     <w:r>
       <w:tab/>
       <w:tab/>
-      <w:t>2025-06-16</w:t>
+      <w:t>2025-06-17</w:t>
       <w:br/>
       <w:br/>
     </w:r>

--- a/klagomål/A 42518-2023 FSC-klagomål.docx
+++ b/klagomål/A 42518-2023 FSC-klagomål.docx
@@ -800,7 +800,7 @@
     <w:r>
       <w:tab/>
       <w:tab/>
-      <w:t>2025-06-17</w:t>
+      <w:t>2025-06-18</w:t>
       <w:br/>
       <w:br/>
     </w:r>

--- a/klagomål/A 42518-2023 FSC-klagomål.docx
+++ b/klagomål/A 42518-2023 FSC-klagomål.docx
@@ -800,7 +800,7 @@
     <w:r>
       <w:tab/>
       <w:tab/>
-      <w:t>2025-06-18</w:t>
+      <w:t>2025-06-19</w:t>
       <w:br/>
       <w:br/>
     </w:r>

--- a/klagomål/A 42518-2023 FSC-klagomål.docx
+++ b/klagomål/A 42518-2023 FSC-klagomål.docx
@@ -800,7 +800,7 @@
     <w:r>
       <w:tab/>
       <w:tab/>
-      <w:t>2025-06-19</w:t>
+      <w:t>2025-06-20</w:t>
       <w:br/>
       <w:br/>
     </w:r>

--- a/klagomål/A 42518-2023 FSC-klagomål.docx
+++ b/klagomål/A 42518-2023 FSC-klagomål.docx
@@ -800,7 +800,7 @@
     <w:r>
       <w:tab/>
       <w:tab/>
-      <w:t>2025-06-20</w:t>
+      <w:t>2025-06-21</w:t>
       <w:br/>
       <w:br/>
     </w:r>

--- a/klagomål/A 42518-2023 FSC-klagomål.docx
+++ b/klagomål/A 42518-2023 FSC-klagomål.docx
@@ -800,7 +800,7 @@
     <w:r>
       <w:tab/>
       <w:tab/>
-      <w:t>2025-06-21</w:t>
+      <w:t>2025-06-22</w:t>
       <w:br/>
       <w:br/>
     </w:r>

--- a/klagomål/A 42518-2023 FSC-klagomål.docx
+++ b/klagomål/A 42518-2023 FSC-klagomål.docx
@@ -800,7 +800,7 @@
     <w:r>
       <w:tab/>
       <w:tab/>
-      <w:t>2025-06-22</w:t>
+      <w:t>2025-06-23</w:t>
       <w:br/>
       <w:br/>
     </w:r>

--- a/klagomål/A 42518-2023 FSC-klagomål.docx
+++ b/klagomål/A 42518-2023 FSC-klagomål.docx
@@ -800,7 +800,7 @@
     <w:r>
       <w:tab/>
       <w:tab/>
-      <w:t>2025-06-23</w:t>
+      <w:t>2025-06-24</w:t>
       <w:br/>
       <w:br/>
     </w:r>

--- a/klagomål/A 42518-2023 FSC-klagomål.docx
+++ b/klagomål/A 42518-2023 FSC-klagomål.docx
@@ -800,7 +800,7 @@
     <w:r>
       <w:tab/>
       <w:tab/>
-      <w:t>2025-06-24</w:t>
+      <w:t>2025-06-25</w:t>
       <w:br/>
       <w:br/>
     </w:r>

--- a/klagomål/A 42518-2023 FSC-klagomål.docx
+++ b/klagomål/A 42518-2023 FSC-klagomål.docx
@@ -800,7 +800,7 @@
     <w:r>
       <w:tab/>
       <w:tab/>
-      <w:t>2025-06-25</w:t>
+      <w:t>2025-06-26</w:t>
       <w:br/>
       <w:br/>
     </w:r>

--- a/klagomål/A 42518-2023 FSC-klagomål.docx
+++ b/klagomål/A 42518-2023 FSC-klagomål.docx
@@ -800,7 +800,7 @@
     <w:r>
       <w:tab/>
       <w:tab/>
-      <w:t>2025-06-26</w:t>
+      <w:t>2025-06-27</w:t>
       <w:br/>
       <w:br/>
     </w:r>

--- a/klagomål/A 42518-2023 FSC-klagomål.docx
+++ b/klagomål/A 42518-2023 FSC-klagomål.docx
@@ -800,7 +800,7 @@
     <w:r>
       <w:tab/>
       <w:tab/>
-      <w:t>2025-06-27</w:t>
+      <w:t>2025-06-28</w:t>
       <w:br/>
       <w:br/>
     </w:r>

--- a/klagomål/A 42518-2023 FSC-klagomål.docx
+++ b/klagomål/A 42518-2023 FSC-klagomål.docx
@@ -800,7 +800,7 @@
     <w:r>
       <w:tab/>
       <w:tab/>
-      <w:t>2025-06-28</w:t>
+      <w:t>2025-06-29</w:t>
       <w:br/>
       <w:br/>
     </w:r>

--- a/klagomål/A 42518-2023 FSC-klagomål.docx
+++ b/klagomål/A 42518-2023 FSC-klagomål.docx
@@ -800,7 +800,7 @@
     <w:r>
       <w:tab/>
       <w:tab/>
-      <w:t>2025-06-29</w:t>
+      <w:t>2025-06-30</w:t>
       <w:br/>
       <w:br/>
     </w:r>

--- a/klagomål/A 42518-2023 FSC-klagomål.docx
+++ b/klagomål/A 42518-2023 FSC-klagomål.docx
@@ -800,7 +800,7 @@
     <w:r>
       <w:tab/>
       <w:tab/>
-      <w:t>2025-06-30</w:t>
+      <w:t>2025-07-01</w:t>
       <w:br/>
       <w:br/>
     </w:r>

--- a/klagomål/A 42518-2023 FSC-klagomål.docx
+++ b/klagomål/A 42518-2023 FSC-klagomål.docx
@@ -800,7 +800,7 @@
     <w:r>
       <w:tab/>
       <w:tab/>
-      <w:t>2025-07-01</w:t>
+      <w:t>2025-07-02</w:t>
       <w:br/>
       <w:br/>
     </w:r>

--- a/klagomål/A 42518-2023 FSC-klagomål.docx
+++ b/klagomål/A 42518-2023 FSC-klagomål.docx
@@ -800,7 +800,7 @@
     <w:r>
       <w:tab/>
       <w:tab/>
-      <w:t>2025-07-02</w:t>
+      <w:t>2025-07-03</w:t>
       <w:br/>
       <w:br/>
     </w:r>

--- a/klagomål/A 42518-2023 FSC-klagomål.docx
+++ b/klagomål/A 42518-2023 FSC-klagomål.docx
@@ -800,7 +800,7 @@
     <w:r>
       <w:tab/>
       <w:tab/>
-      <w:t>2025-07-03</w:t>
+      <w:t>2025-07-04</w:t>
       <w:br/>
       <w:br/>
     </w:r>

--- a/klagomål/A 42518-2023 FSC-klagomål.docx
+++ b/klagomål/A 42518-2023 FSC-klagomål.docx
@@ -800,7 +800,7 @@
     <w:r>
       <w:tab/>
       <w:tab/>
-      <w:t>2025-07-04</w:t>
+      <w:t>2025-07-05</w:t>
       <w:br/>
       <w:br/>
     </w:r>

--- a/klagomål/A 42518-2023 FSC-klagomål.docx
+++ b/klagomål/A 42518-2023 FSC-klagomål.docx
@@ -800,7 +800,7 @@
     <w:r>
       <w:tab/>
       <w:tab/>
-      <w:t>2025-07-05</w:t>
+      <w:t>2025-07-06</w:t>
       <w:br/>
       <w:br/>
     </w:r>

--- a/klagomål/A 42518-2023 FSC-klagomål.docx
+++ b/klagomål/A 42518-2023 FSC-klagomål.docx
@@ -800,7 +800,7 @@
     <w:r>
       <w:tab/>
       <w:tab/>
-      <w:t>2025-07-06</w:t>
+      <w:t>2025-07-07</w:t>
       <w:br/>
       <w:br/>
     </w:r>

--- a/klagomål/A 42518-2023 FSC-klagomål.docx
+++ b/klagomål/A 42518-2023 FSC-klagomål.docx
@@ -800,7 +800,7 @@
     <w:r>
       <w:tab/>
       <w:tab/>
-      <w:t>2025-07-07</w:t>
+      <w:t>2025-07-08</w:t>
       <w:br/>
       <w:br/>
     </w:r>

--- a/klagomål/A 42518-2023 FSC-klagomål.docx
+++ b/klagomål/A 42518-2023 FSC-klagomål.docx
@@ -276,7 +276,25 @@
         <w:t>Lunglav (NT)</w:t>
       </w:r>
       <w:r>
-        <w:t xml:space="preserve"> är en av vårt lands främsta signalarter som överallt indikerar gamla lövträd, skogsbestånd med höga naturvärden och ekosystem med lång skoglig kontinuitet. Lokalt kan förekomsten vara mycket riklig men den hittas nästan enbart i gamla och ej slutavverkade skogar. Artens samtliga förekomster bör uppmärksammas från naturvårdssynpunkt, då många lokaler även hyser andra ovanliga och rödlistade arter. Rikliga förekomster bör skyddas med biotopskydd, frivilliga avsättningar eller reservat (SLU Artdatabanken, 2024; Nitare &amp; Skogsstyrelsen, 2019).</w:t>
+        <w:t xml:space="preserve"> är en av vårt lands främsta signalarter som överallt indikerar gamla lövträd, skogsbestånd med höga naturvärden och ekosystem med lång skoglig kontinuitet. Lokalt kan förekomsten vara mycket riklig men den hittas nästan enbart i gamla och ej slutavverkade skogar. Artens samtliga förekomster bör uppmärksammas från naturvårdssynpunkt, då många lokaler även hyser andra ovanliga och rödlistade arter. Rikliga förekomster bör skyddas med biotopskydd, frivilliga avsättningar eller reservat. Det finns ett antal sällsynta lavparasiter som växer på lunglav: lunglavsknapp (VU), skrovelmössing (DD), lunglavshårprick (DD), </w:t>
+      </w:r>
+      <w:r>
+        <w:rPr>
+          <w:i/>
+        </w:rPr>
+        <w:t>Calycina alstrupii</w:t>
+      </w:r>
+      <w:r>
+        <w:t xml:space="preserve"> (NA) och </w:t>
+      </w:r>
+      <w:r>
+        <w:rPr>
+          <w:i/>
+        </w:rPr>
+        <w:t>Chalara lobariae</w:t>
+      </w:r>
+      <w:r>
+        <w:t xml:space="preserve"> (NA) (SLU Artdatabanken, 2025; SLU Artdatabanken, 2024; Nitare &amp; Skogsstyrelsen, 2019).</w:t>
       </w:r>
     </w:p>
     <w:p>
@@ -615,7 +633,7 @@
         <w:t>Plectocarpon lichenum</w:t>
       </w:r>
       <w:r>
-        <w:t xml:space="preserve"> (VU). Det finns ytterligare två rödlistade parasiter vilka bara förekommer på lunglav, Skrovelmössing </w:t>
+        <w:t xml:space="preserve"> (VU). Det finns ytterligare ett antal parasiter vilka bara förekommer på lunglav: Skrovelmössing </w:t>
       </w:r>
       <w:r>
         <w:rPr>
@@ -633,7 +651,25 @@
         <w:t>Niesslia lobariae</w:t>
       </w:r>
       <w:r>
-        <w:t xml:space="preserve"> (rödlistad som Kunskapsbrist DD). Skrovelmössing (DD) har små svarta apothecier och bruna, 1-septerade sporer och Lunglavshårprick (DD) har brunhåriga perithecier och färglösa, 1-septerade sporer (SLU Artdatabanken, 2024; Nitare &amp; Skogsstyrelsen, 2019).</w:t>
+        <w:t xml:space="preserve"> (rödlistad som Kunskapsbrist DD). Skrovelmössing (DD) har små svarta apothecier och bruna, 1-septerade sporer och Lunglavshårprick (DD) har brunhåriga perithecier och färglösa, 1-septerade sporer. Nyligen har ytterligare två lavparasiter påträffats i Sverige som växer på lunglav: </w:t>
+      </w:r>
+      <w:r>
+        <w:rPr>
+          <w:i/>
+        </w:rPr>
+        <w:t>Calycina alstrupii</w:t>
+      </w:r>
+      <w:r>
+        <w:t xml:space="preserve"> (NA) och </w:t>
+      </w:r>
+      <w:r>
+        <w:rPr>
+          <w:i/>
+        </w:rPr>
+        <w:t>Chalara lobariae</w:t>
+      </w:r>
+      <w:r>
+        <w:t xml:space="preserve"> (NA) (SLU Artdatabanken, 2025; SLU Artdatabanken, 2024; Nitare &amp; Skogsstyrelsen, 2019).</w:t>
       </w:r>
     </w:p>
     <w:p>
@@ -670,6 +706,20 @@
       </w:r>
       <w:r>
         <w:t>SLU Artdatabanken, Uppsala.</w:t>
+      </w:r>
+    </w:p>
+    <w:p>
+      <w:r>
+        <w:t xml:space="preserve">SLU Artdatabanken, 2025. </w:t>
+      </w:r>
+      <w:r>
+        <w:rPr>
+          <w:i/>
+        </w:rPr>
+        <w:t xml:space="preserve">Över 20 nya lavparasiter för Sverige. </w:t>
+      </w:r>
+      <w:r>
+        <w:t>https://www.slu.se/artdatabanken/arter-och-natur/artiklar/over-20-nya-lavparasiter-for-sverige/</w:t>
       </w:r>
     </w:p>
     <w:sectPr>
@@ -800,7 +850,7 @@
     <w:r>
       <w:tab/>
       <w:tab/>
-      <w:t>2025-07-08</w:t>
+      <w:t>2025-07-09</w:t>
       <w:br/>
       <w:br/>
     </w:r>

--- a/klagomål/A 42518-2023 FSC-klagomål.docx
+++ b/klagomål/A 42518-2023 FSC-klagomål.docx
@@ -850,7 +850,7 @@
     <w:r>
       <w:tab/>
       <w:tab/>
-      <w:t>2025-07-09</w:t>
+      <w:t>2025-07-11</w:t>
       <w:br/>
       <w:br/>
     </w:r>

--- a/klagomål/A 42518-2023 FSC-klagomål.docx
+++ b/klagomål/A 42518-2023 FSC-klagomål.docx
@@ -850,7 +850,7 @@
     <w:r>
       <w:tab/>
       <w:tab/>
-      <w:t>2025-07-11</w:t>
+      <w:t>2025-07-12</w:t>
       <w:br/>
       <w:br/>
     </w:r>

--- a/klagomål/A 42518-2023 FSC-klagomål.docx
+++ b/klagomål/A 42518-2023 FSC-klagomål.docx
@@ -850,7 +850,7 @@
     <w:r>
       <w:tab/>
       <w:tab/>
-      <w:t>2025-07-12</w:t>
+      <w:t>2025-07-13</w:t>
       <w:br/>
       <w:br/>
     </w:r>

--- a/klagomål/A 42518-2023 FSC-klagomål.docx
+++ b/klagomål/A 42518-2023 FSC-klagomål.docx
@@ -850,7 +850,7 @@
     <w:r>
       <w:tab/>
       <w:tab/>
-      <w:t>2025-07-13</w:t>
+      <w:t>2025-07-14</w:t>
       <w:br/>
       <w:br/>
     </w:r>

--- a/klagomål/A 42518-2023 FSC-klagomål.docx
+++ b/klagomål/A 42518-2023 FSC-klagomål.docx
@@ -850,7 +850,7 @@
     <w:r>
       <w:tab/>
       <w:tab/>
-      <w:t>2025-08-06</w:t>
+      <w:t>2025-08-09</w:t>
       <w:br/>
       <w:br/>
     </w:r>
